--- a/开题报告05_闭环材料发现中的失败样本利用_2026-10-17.docx
+++ b/开题报告05_闭环材料发现中的失败样本利用_2026-10-17.docx
@@ -754,7 +754,392 @@
           <w:color w:val="1A1A1A"/>
           <w:sz w:val="21"/>
         </w:rPr>
-        <w:t>难负样本挖掘在对比学习与检索中被证明有效 [8, 9]。但据本轮检索，把「闭环中动态产生的失败样本」作为偏好信号、并研究其选择准则的工作，尚未见到直接对应。</w:t>
+        <w:t>难负样本挖掘在对比学习与检索中被证明有效 [8, 9]。</w:t>
+      </w:r>
+    </w:p>
+    <w:p>
+      <w:pPr>
+        <w:spacing w:after="80"/>
+        <w:ind w:firstLine="420"/>
+      </w:pPr>
+      <w:r>
+        <w:rPr>
+          <w:rFonts w:ascii="Times New Roman" w:hAnsi="Times New Roman" w:eastAsia="宋体"/>
+          <w:b/>
+          <w:color w:val="1A1A1A"/>
+          <w:sz w:val="21"/>
+        </w:rPr>
+        <w:t>必须正面的最强相邻工作：LLEMA [16]。</w:t>
+      </w:r>
+      <w:r>
+        <w:rPr>
+          <w:rFonts w:ascii="Times New Roman" w:hAnsi="Times New Roman" w:eastAsia="宋体"/>
+          <w:b w:val="0"/>
+          <w:color w:val="1A1A1A"/>
+          <w:sz w:val="21"/>
+        </w:rPr>
+        <w:t xml:space="preserve"> LLEMA 在 LLM 引导的进化搜索中为每个候选维护两个记忆池——成功池 M⁺ 与失败池 M⁻，并对两者做平衡采样后作为 in-context 反馈注入后续生成（原文：</w:t>
+      </w:r>
+      <w:r>
+        <w:rPr>
+          <w:rFonts w:ascii="Consolas" w:hAnsi="Consolas" w:eastAsia="宋体"/>
+          <w:b w:val="0"/>
+          <w:color w:val="1A1A1A"/>
+          <w:sz w:val="20"/>
+        </w:rPr>
+        <w:t>Each candidate is then assigned to one of two memory pools: the success pool M⁺ … and the failure pool M⁻</w:t>
+      </w:r>
+      <w:r>
+        <w:rPr>
+          <w:rFonts w:ascii="Times New Roman" w:hAnsi="Times New Roman" w:eastAsia="宋体"/>
+          <w:b w:val="0"/>
+          <w:color w:val="1A1A1A"/>
+          <w:sz w:val="21"/>
+        </w:rPr>
+        <w:t>；</w:t>
+      </w:r>
+      <w:r>
+        <w:rPr>
+          <w:rFonts w:ascii="Consolas" w:hAnsi="Consolas" w:eastAsia="宋体"/>
+          <w:b w:val="0"/>
+          <w:color w:val="1A1A1A"/>
+          <w:sz w:val="20"/>
+        </w:rPr>
+        <w:t>a balanced sampling from both success and failure trajectories is used to provide feedback to the LLM</w:t>
+      </w:r>
+      <w:r>
+        <w:rPr>
+          <w:rFonts w:ascii="Times New Roman" w:hAnsi="Times New Roman" w:eastAsia="宋体"/>
+          <w:b w:val="0"/>
+          <w:color w:val="1A1A1A"/>
+          <w:sz w:val="21"/>
+        </w:rPr>
+        <w:t>）。因此「失败样本入池并回放」这件事本身已被做过，本课题不能再把「回放失败样本」当作空白。</w:t>
+      </w:r>
+    </w:p>
+    <w:p>
+      <w:pPr>
+        <w:spacing w:after="80"/>
+        <w:ind w:firstLine="420"/>
+      </w:pPr>
+      <w:r>
+        <w:rPr>
+          <w:rFonts w:ascii="Times New Roman" w:hAnsi="Times New Roman" w:eastAsia="宋体"/>
+          <w:b w:val="0"/>
+          <w:color w:val="1A1A1A"/>
+          <w:sz w:val="21"/>
+        </w:rPr>
+        <w:t>本课题与 LLEMA 的真实差异只有三点，必须在论文中逐条论证，不能靠未检索到就宣称空白：</w:t>
+      </w:r>
+    </w:p>
+    <w:tbl>
+      <w:tblPr>
+        <w:tblStyle w:val="TableGrid"/>
+        <w:tblW w:type="auto" w:w="0"/>
+        <w:jc w:val="center"/>
+        <w:tblLook w:firstColumn="1" w:firstRow="1" w:lastColumn="0" w:lastRow="0" w:noHBand="0" w:noVBand="1" w:val="04A0"/>
+      </w:tblPr>
+      <w:tblGrid>
+        <w:gridCol w:w="2911"/>
+        <w:gridCol w:w="2911"/>
+        <w:gridCol w:w="2911"/>
+      </w:tblGrid>
+      <w:tr>
+        <w:tc>
+          <w:tcPr>
+            <w:tcW w:type="dxa" w:w="2911"/>
+          </w:tcPr>
+          <w:p>
+            <w:pPr>
+              <w:spacing w:before="40" w:after="40" w:line="276" w:lineRule="auto"/>
+            </w:pPr>
+            <w:r/>
+            <w:r>
+              <w:rPr>
+                <w:rFonts w:ascii="Times New Roman" w:hAnsi="Times New Roman" w:eastAsia="宋体"/>
+                <w:b/>
+                <w:color w:val="1A1A1A"/>
+                <w:sz w:val="18"/>
+              </w:rPr>
+              <w:t>维度</w:t>
+            </w:r>
+          </w:p>
+        </w:tc>
+        <w:tc>
+          <w:tcPr>
+            <w:tcW w:type="dxa" w:w="2911"/>
+          </w:tcPr>
+          <w:p>
+            <w:pPr>
+              <w:spacing w:before="40" w:after="40" w:line="276" w:lineRule="auto"/>
+            </w:pPr>
+            <w:r/>
+            <w:r>
+              <w:rPr>
+                <w:rFonts w:ascii="Times New Roman" w:hAnsi="Times New Roman" w:eastAsia="宋体"/>
+                <w:b/>
+                <w:color w:val="1A1A1A"/>
+                <w:sz w:val="18"/>
+              </w:rPr>
+              <w:t>LLEMA</w:t>
+            </w:r>
+          </w:p>
+        </w:tc>
+        <w:tc>
+          <w:tcPr>
+            <w:tcW w:type="dxa" w:w="2911"/>
+          </w:tcPr>
+          <w:p>
+            <w:pPr>
+              <w:spacing w:before="40" w:after="40" w:line="276" w:lineRule="auto"/>
+            </w:pPr>
+            <w:r/>
+            <w:r>
+              <w:rPr>
+                <w:rFonts w:ascii="Times New Roman" w:hAnsi="Times New Roman" w:eastAsia="宋体"/>
+                <w:b/>
+                <w:color w:val="1A1A1A"/>
+                <w:sz w:val="18"/>
+              </w:rPr>
+              <w:t>本课题</w:t>
+            </w:r>
+          </w:p>
+        </w:tc>
+      </w:tr>
+      <w:tr>
+        <w:tc>
+          <w:tcPr>
+            <w:tcW w:type="dxa" w:w="2911"/>
+          </w:tcPr>
+          <w:p>
+            <w:pPr>
+              <w:spacing w:before="40" w:after="40" w:line="276" w:lineRule="auto"/>
+            </w:pPr>
+            <w:r/>
+            <w:r>
+              <w:rPr>
+                <w:rFonts w:ascii="Times New Roman" w:hAnsi="Times New Roman" w:eastAsia="宋体"/>
+                <w:b w:val="0"/>
+                <w:color w:val="1A1A1A"/>
+                <w:sz w:val="18"/>
+              </w:rPr>
+              <w:t>搜索范式</w:t>
+            </w:r>
+          </w:p>
+        </w:tc>
+        <w:tc>
+          <w:tcPr>
+            <w:tcW w:type="dxa" w:w="2911"/>
+          </w:tcPr>
+          <w:p>
+            <w:pPr>
+              <w:spacing w:before="40" w:after="40" w:line="276" w:lineRule="auto"/>
+            </w:pPr>
+            <w:r/>
+            <w:r>
+              <w:rPr>
+                <w:rFonts w:ascii="Times New Roman" w:hAnsi="Times New Roman" w:eastAsia="宋体"/>
+                <w:b w:val="0"/>
+                <w:color w:val="1A1A1A"/>
+                <w:sz w:val="18"/>
+              </w:rPr>
+              <w:t>离线进化搜索，14 个任务独立运行</w:t>
+            </w:r>
+          </w:p>
+        </w:tc>
+        <w:tc>
+          <w:tcPr>
+            <w:tcW w:type="dxa" w:w="2911"/>
+          </w:tcPr>
+          <w:p>
+            <w:pPr>
+              <w:spacing w:before="40" w:after="40" w:line="276" w:lineRule="auto"/>
+            </w:pPr>
+            <w:r/>
+            <w:r>
+              <w:rPr>
+                <w:rFonts w:ascii="Times New Roman" w:hAnsi="Times New Roman" w:eastAsia="宋体"/>
+                <w:b w:val="0"/>
+                <w:color w:val="1A1A1A"/>
+                <w:sz w:val="18"/>
+              </w:rPr>
+              <w:t>带 oracle 预算 B 的闭环序贯决策（MADE）</w:t>
+            </w:r>
+          </w:p>
+        </w:tc>
+      </w:tr>
+      <w:tr>
+        <w:tc>
+          <w:tcPr>
+            <w:tcW w:type="dxa" w:w="2911"/>
+          </w:tcPr>
+          <w:p>
+            <w:pPr>
+              <w:spacing w:before="40" w:after="40" w:line="276" w:lineRule="auto"/>
+            </w:pPr>
+            <w:r/>
+            <w:r>
+              <w:rPr>
+                <w:rFonts w:ascii="Times New Roman" w:hAnsi="Times New Roman" w:eastAsia="宋体"/>
+                <w:b w:val="0"/>
+                <w:color w:val="1A1A1A"/>
+                <w:sz w:val="18"/>
+              </w:rPr>
+              <w:t>是否有时序概念</w:t>
+            </w:r>
+          </w:p>
+        </w:tc>
+        <w:tc>
+          <w:tcPr>
+            <w:tcW w:type="dxa" w:w="2911"/>
+          </w:tcPr>
+          <w:p>
+            <w:pPr>
+              <w:spacing w:before="40" w:after="40" w:line="276" w:lineRule="auto"/>
+            </w:pPr>
+            <w:r/>
+            <w:r>
+              <w:rPr>
+                <w:rFonts w:ascii="Times New Roman" w:hAnsi="Times New Roman" w:eastAsia="宋体"/>
+                <w:b w:val="0"/>
+                <w:color w:val="1A1A1A"/>
+                <w:sz w:val="18"/>
+              </w:rPr>
+              <w:t>无查询序号，记忆池不区分发现阶段</w:t>
+            </w:r>
+          </w:p>
+        </w:tc>
+        <w:tc>
+          <w:tcPr>
+            <w:tcW w:type="dxa" w:w="2911"/>
+          </w:tcPr>
+          <w:p>
+            <w:pPr>
+              <w:spacing w:before="40" w:after="40" w:line="276" w:lineRule="auto"/>
+            </w:pPr>
+            <w:r/>
+            <w:r>
+              <w:rPr>
+                <w:rFonts w:ascii="Times New Roman" w:hAnsi="Times New Roman" w:eastAsia="宋体"/>
+                <w:b w:val="0"/>
+                <w:color w:val="1A1A1A"/>
+                <w:sz w:val="18"/>
+              </w:rPr>
+              <w:t>失败样本带查询序号 t，回放权重随阶段变化</w:t>
+            </w:r>
+          </w:p>
+        </w:tc>
+      </w:tr>
+      <w:tr>
+        <w:tc>
+          <w:tcPr>
+            <w:tcW w:type="dxa" w:w="2911"/>
+          </w:tcPr>
+          <w:p>
+            <w:pPr>
+              <w:spacing w:before="40" w:after="40" w:line="276" w:lineRule="auto"/>
+            </w:pPr>
+            <w:r/>
+            <w:r>
+              <w:rPr>
+                <w:rFonts w:ascii="Times New Roman" w:hAnsi="Times New Roman" w:eastAsia="宋体"/>
+                <w:b w:val="0"/>
+                <w:color w:val="1A1A1A"/>
+                <w:sz w:val="18"/>
+              </w:rPr>
+              <w:t>选择准则</w:t>
+            </w:r>
+          </w:p>
+        </w:tc>
+        <w:tc>
+          <w:tcPr>
+            <w:tcW w:type="dxa" w:w="2911"/>
+          </w:tcPr>
+          <w:p>
+            <w:pPr>
+              <w:spacing w:before="40" w:after="40" w:line="276" w:lineRule="auto"/>
+            </w:pPr>
+            <w:r/>
+            <w:r>
+              <w:rPr>
+                <w:rFonts w:ascii="Times New Roman" w:hAnsi="Times New Roman" w:eastAsia="宋体"/>
+                <w:b w:val="0"/>
+                <w:color w:val="1A1A1A"/>
+                <w:sz w:val="18"/>
+              </w:rPr>
+              <w:t>成功/失败平衡采样（固定比例）</w:t>
+            </w:r>
+          </w:p>
+        </w:tc>
+        <w:tc>
+          <w:tcPr>
+            <w:tcW w:type="dxa" w:w="2911"/>
+          </w:tcPr>
+          <w:p>
+            <w:pPr>
+              <w:spacing w:before="40" w:after="40" w:line="276" w:lineRule="auto"/>
+            </w:pPr>
+            <w:r/>
+            <w:r>
+              <w:rPr>
+                <w:rFonts w:ascii="Times New Roman" w:hAnsi="Times New Roman" w:eastAsia="宋体"/>
+                <w:b w:val="0"/>
+                <w:color w:val="1A1A1A"/>
+                <w:sz w:val="18"/>
+              </w:rPr>
+              <w:t>比较四类准则，并检验阶段权重是否必要</w:t>
+            </w:r>
+          </w:p>
+        </w:tc>
+      </w:tr>
+    </w:tbl>
+    <w:p/>
+    <w:p>
+      <w:pPr>
+        <w:spacing w:after="80"/>
+        <w:ind w:firstLine="420"/>
+      </w:pPr>
+      <w:r>
+        <w:rPr>
+          <w:rFonts w:ascii="Times New Roman" w:hAnsi="Times New Roman" w:eastAsia="宋体"/>
+          <w:b w:val="0"/>
+          <w:color w:val="1A1A1A"/>
+          <w:sz w:val="21"/>
+        </w:rPr>
+        <w:t>也就是说，本课题的增量被压缩为「</w:t>
+      </w:r>
+      <w:r>
+        <w:rPr>
+          <w:rFonts w:ascii="Times New Roman" w:hAnsi="Times New Roman" w:eastAsia="宋体"/>
+          <w:b/>
+          <w:color w:val="1A1A1A"/>
+          <w:sz w:val="21"/>
+        </w:rPr>
+        <w:t>在预算受限的闭环中，失败样本的价值是否随发现阶段衰减</w:t>
+      </w:r>
+      <w:r>
+        <w:rPr>
+          <w:rFonts w:ascii="Times New Roman" w:hAnsi="Times New Roman" w:eastAsia="宋体"/>
+          <w:b w:val="0"/>
+          <w:color w:val="1A1A1A"/>
+          <w:sz w:val="21"/>
+        </w:rPr>
+        <w:t>」这一条可证伪假设。若第 4 月的实验显示阶段权重相对固定比例采样无稳定增益，则本方向不成立，应按退出条件处理。</w:t>
+      </w:r>
+    </w:p>
+    <w:p>
+      <w:pPr>
+        <w:spacing w:after="80"/>
+        <w:ind w:firstLine="420"/>
+      </w:pPr>
+      <w:r>
+        <w:rPr>
+          <w:rFonts w:ascii="Times New Roman" w:hAnsi="Times New Roman" w:eastAsia="宋体"/>
+          <w:b w:val="0"/>
+          <w:color w:val="1A1A1A"/>
+          <w:sz w:val="21"/>
+        </w:rPr>
+        <w:t>NexGRPO（[ACL 2026] Turning Failures into Value: Negative Experience Replay for RLVR via Confidence Gating and Boundary Failure Sampling）进一步用置信度门控与边界失败采样回放失败轨迹，其核心论点「高价值负样本应既梯度高效、又与正确解结构接近」与早期的「难度—距离联合回放」高度重合；该文献同样没有「发现阶段」维度。</w:t>
       </w:r>
     </w:p>
     <w:p>
@@ -783,7 +1168,7 @@
           <w:color w:val="1A1A1A"/>
           <w:sz w:val="21"/>
         </w:rPr>
-        <w:t>空白一：失败样本在闭环中的作用没有被单独研究。</w:t>
+        <w:t>空白一：失败样本的「回放」已被做过，未被做的是「带预算的阶段调度」。</w:t>
       </w:r>
       <w:r>
         <w:rPr>
@@ -792,7 +1177,25 @@
           <w:color w:val="1A1A1A"/>
           <w:sz w:val="21"/>
         </w:rPr>
-        <w:t xml:space="preserve"> MADE 提供了闭环环境与指标，但它的实验比较的是不同策略（随机、贝叶斯优化、agentic），没有把「失败样本如何回放」作为一个独立变量做消融 [1]。PLaID++ 关心的是表示与后训练目标，不关心样本从哪里来 [2]。</w:t>
+        <w:t xml:space="preserve"> LLEMA [16] 已在进化搜索中实现成功池/失败池与平衡采样回放；NexGRPO 已实现置信度门控与边界失败采样。因此本课题不宣称「失败样本回放」为空白。MADE 提供了闭环环境与指标，其 planner 会在候选耗尽时回访未解决的失败候选，但没有把「失败样本的选择准则」作为独立变量做消融 [1]；PLaID++ 关心表示与后训练目标，不关心样本从哪里来 [2]。本课题的空白定位因此限定为：</w:t>
+      </w:r>
+      <w:r>
+        <w:rPr>
+          <w:rFonts w:ascii="Times New Roman" w:hAnsi="Times New Roman" w:eastAsia="宋体"/>
+          <w:b/>
+          <w:color w:val="1A1A1A"/>
+          <w:sz w:val="21"/>
+        </w:rPr>
+        <w:t>在预算受限的闭环中，失败样本的回放权重是否需要随发现阶段变化</w:t>
+      </w:r>
+      <w:r>
+        <w:rPr>
+          <w:rFonts w:ascii="Times New Roman" w:hAnsi="Times New Roman" w:eastAsia="宋体"/>
+          <w:b w:val="0"/>
+          <w:color w:val="1A1A1A"/>
+          <w:sz w:val="21"/>
+        </w:rPr>
+        <w:t>。</w:t>
       </w:r>
     </w:p>
     <w:p>
@@ -816,7 +1219,7 @@
           <w:color w:val="1A1A1A"/>
           <w:sz w:val="21"/>
         </w:rPr>
-        <w:t xml:space="preserve"> 现有负样本挖掘把样本当作静态集合，而闭环中的失败样本带有时间戳：早期失败与后期失败指向不同的搜索区域。</w:t>
+        <w:t xml:space="preserve"> LLEMA 与 NexGRPO 的记忆池/回放缓冲都不带查询序号，其回放比例与发现进度无关；而闭环中的失败样本带有时间戳，早期失败与后期失败指向不同的搜索区域。这是本课题唯一明确未被占用的一维。</w:t>
       </w:r>
     </w:p>
     <w:p>
@@ -840,7 +1243,7 @@
           <w:color w:val="1A1A1A"/>
           <w:sz w:val="21"/>
         </w:rPr>
-        <w:t xml:space="preserve"> 回放失败样本需要额外的训练或上下文开销，这个开销是否值得，没有定量结果。</w:t>
+        <w:t xml:space="preserve"> 回放失败样本需要额外的训练或上下文开销，这个开销是否值得，在带 oracle 预算的闭环中尚无定量结果。LLEMA 报告了消融增益，但没有把回放开销折算进查询预算。</w:t>
       </w:r>
     </w:p>
     <w:p>
@@ -1996,7 +2399,43 @@
           <w:color w:val="1A1A1A"/>
           <w:sz w:val="21"/>
         </w:rPr>
-        <w:t>：B 取 MADE 论文中的量级，并在每个体系上报告 B ∈ {100, 500, 1000} 三档，形成发现曲线。</w:t>
+        <w:t xml:space="preserve">：MADE 主实验统一使用 oracle 查询预算 B = 50，为保证与原文数字可比，本课题以 </w:t>
+      </w:r>
+      <w:r>
+        <w:rPr>
+          <w:rFonts w:ascii="Times New Roman" w:hAnsi="Times New Roman" w:eastAsia="宋体"/>
+          <w:b/>
+          <w:color w:val="1A1A1A"/>
+          <w:sz w:val="21"/>
+        </w:rPr>
+        <w:t>B = 50 为主设置</w:t>
+      </w:r>
+      <w:r>
+        <w:rPr>
+          <w:rFonts w:ascii="Times New Roman" w:hAnsi="Times New Roman" w:eastAsia="宋体"/>
+          <w:b w:val="0"/>
+          <w:color w:val="1A1A1A"/>
+          <w:sz w:val="21"/>
+        </w:rPr>
+        <w:t>。另设 B ∈ {100, 500} 两档作为扩展，用于观察发现曲线随预算的变化；</w:t>
+      </w:r>
+      <w:r>
+        <w:rPr>
+          <w:rFonts w:ascii="Times New Roman" w:hAnsi="Times New Roman" w:eastAsia="宋体"/>
+          <w:b/>
+          <w:color w:val="1A1A1A"/>
+          <w:sz w:val="21"/>
+        </w:rPr>
+        <w:t>扩展档不与 MADE 原文数字直接比较</w:t>
+      </w:r>
+      <w:r>
+        <w:rPr>
+          <w:rFonts w:ascii="Times New Roman" w:hAnsi="Times New Roman" w:eastAsia="宋体"/>
+          <w:b w:val="0"/>
+          <w:color w:val="1A1A1A"/>
+          <w:sz w:val="21"/>
+        </w:rPr>
+        <w:t>，只在本课题内部横向对比不同回放准则。所有档位均报告6 个种子的均值与标准误。</w:t>
       </w:r>
     </w:p>
     <w:p>
@@ -2248,7 +2687,7 @@
                 <w:color w:val="1A1A1A"/>
                 <w:sz w:val="18"/>
               </w:rPr>
-              <w:t>LLM agent（无失败回放）</w:t>
+              <w:t>LLM agent（无失败回放，即「默认丢弃」）</w:t>
             </w:r>
           </w:p>
         </w:tc>
@@ -2268,11 +2707,67 @@
                 <w:color w:val="1A1A1A"/>
                 <w:sz w:val="18"/>
               </w:rPr>
-              <w:t>MADE 中的 agentic 基线</w:t>
+              <w:t>MADE 中的 agentic 基线，同时充当本课题的「不利用失败样本」对照</w:t>
             </w:r>
           </w:p>
         </w:tc>
       </w:tr>
+    </w:tbl>
+    <w:p/>
+    <w:p>
+      <w:pPr>
+        <w:spacing w:after="80"/>
+        <w:ind w:firstLine="420"/>
+      </w:pPr>
+      <w:r>
+        <w:rPr>
+          <w:rFonts w:ascii="Times New Roman" w:hAnsi="Times New Roman" w:eastAsia="宋体"/>
+          <w:b/>
+          <w:color w:val="1A1A1A"/>
+          <w:sz w:val="21"/>
+        </w:rPr>
+        <w:t>基线说明</w:t>
+      </w:r>
+      <w:r>
+        <w:rPr>
+          <w:rFonts w:ascii="Times New Roman" w:hAnsi="Times New Roman" w:eastAsia="宋体"/>
+          <w:b w:val="0"/>
+          <w:color w:val="1A1A1A"/>
+          <w:sz w:val="21"/>
+        </w:rPr>
+        <w:t xml:space="preserve">：早期版本把「丢弃失败样本」单列为 P3，但它与 P2 在实现上完全等价，会造成主要统计对照锚在一个重复条目上。本版删除该重复项，统一以 </w:t>
+      </w:r>
+      <w:r>
+        <w:rPr>
+          <w:rFonts w:ascii="Times New Roman" w:hAnsi="Times New Roman" w:eastAsia="宋体"/>
+          <w:b/>
+          <w:color w:val="1A1A1A"/>
+          <w:sz w:val="21"/>
+        </w:rPr>
+        <w:t>P2（LLM agent，不利用失败样本）</w:t>
+      </w:r>
+      <w:r>
+        <w:rPr>
+          <w:rFonts w:ascii="Times New Roman" w:hAnsi="Times New Roman" w:eastAsia="宋体"/>
+          <w:b w:val="0"/>
+          <w:color w:val="1A1A1A"/>
+          <w:sz w:val="21"/>
+        </w:rPr>
+        <w:t xml:space="preserve"> 作为所有准则比较的锚点；P0、P1 用来确认整条 pipeline 与 MADE 报告的数字可比。</w:t>
+      </w:r>
+    </w:p>
+    <w:tbl>
+      <w:tblPr>
+        <w:tblStyle w:val="TableGrid"/>
+        <w:tblW w:type="auto" w:w="0"/>
+        <w:jc w:val="center"/>
+        <w:tblLook w:firstColumn="1" w:firstRow="1" w:lastColumn="0" w:lastRow="0" w:noHBand="0" w:noVBand="1" w:val="04A0"/>
+      </w:tblPr>
+      <w:tblGrid>
+        <w:gridCol w:w="2911"/>
+        <w:gridCol w:w="2911"/>
+        <w:gridCol w:w="2911"/>
+      </w:tblGrid>
       <w:tr>
         <w:tc>
           <w:tcPr>
@@ -2286,69 +2781,7 @@
             <w:r>
               <w:rPr>
                 <w:rFonts w:ascii="Times New Roman" w:hAnsi="Times New Roman" w:eastAsia="宋体"/>
-                <w:b w:val="0"/>
-                <w:color w:val="1A1A1A"/>
-                <w:sz w:val="18"/>
-              </w:rPr>
-              <w:t>P3</w:t>
-            </w:r>
-          </w:p>
-        </w:tc>
-        <w:tc>
-          <w:tcPr>
-            <w:tcW w:type="dxa" w:w="2911"/>
-          </w:tcPr>
-          <w:p>
-            <w:pPr>
-              <w:spacing w:before="40" w:after="40" w:line="276" w:lineRule="auto"/>
-            </w:pPr>
-            <w:r/>
-            <w:r>
-              <w:rPr>
-                <w:rFonts w:ascii="Times New Roman" w:hAnsi="Times New Roman" w:eastAsia="宋体"/>
-                <w:b w:val="0"/>
-                <w:color w:val="1A1A1A"/>
-                <w:sz w:val="18"/>
-              </w:rPr>
-              <w:t>丢弃失败样本（默认）</w:t>
-            </w:r>
-          </w:p>
-        </w:tc>
-        <w:tc>
-          <w:tcPr>
-            <w:tcW w:type="dxa" w:w="2911"/>
-          </w:tcPr>
-          <w:p>
-            <w:pPr>
-              <w:spacing w:before="40" w:after="40" w:line="276" w:lineRule="auto"/>
-            </w:pPr>
-            <w:r/>
-            <w:r>
-              <w:rPr>
-                <w:rFonts w:ascii="Times New Roman" w:hAnsi="Times New Roman" w:eastAsia="宋体"/>
-                <w:b w:val="0"/>
-                <w:color w:val="1A1A1A"/>
-                <w:sz w:val="18"/>
-              </w:rPr>
-              <w:t>与 P2 相同，但显式声明</w:t>
-            </w:r>
-          </w:p>
-        </w:tc>
-      </w:tr>
-      <w:tr>
-        <w:tc>
-          <w:tcPr>
-            <w:tcW w:type="dxa" w:w="2911"/>
-          </w:tcPr>
-          <w:p>
-            <w:pPr>
-              <w:spacing w:before="40" w:after="40" w:line="276" w:lineRule="auto"/>
-            </w:pPr>
-            <w:r/>
-            <w:r>
-              <w:rPr>
-                <w:rFonts w:ascii="Times New Roman" w:hAnsi="Times New Roman" w:eastAsia="宋体"/>
-                <w:b w:val="0"/>
+                <w:b/>
                 <w:color w:val="1A1A1A"/>
                 <w:sz w:val="18"/>
               </w:rPr>
@@ -2368,7 +2801,7 @@
             <w:r>
               <w:rPr>
                 <w:rFonts w:ascii="Times New Roman" w:hAnsi="Times New Roman" w:eastAsia="宋体"/>
-                <w:b w:val="0"/>
+                <w:b/>
                 <w:color w:val="1A1A1A"/>
                 <w:sz w:val="18"/>
               </w:rPr>
@@ -2388,7 +2821,7 @@
             <w:r>
               <w:rPr>
                 <w:rFonts w:ascii="Times New Roman" w:hAnsi="Times New Roman" w:eastAsia="宋体"/>
-                <w:b w:val="0"/>
+                <w:b/>
                 <w:color w:val="1A1A1A"/>
                 <w:sz w:val="18"/>
               </w:rPr>
@@ -2597,7 +3030,7 @@
           <w:color w:val="1A1A1A"/>
           <w:sz w:val="21"/>
         </w:rPr>
-        <w:t>P2 与 P3 在实现上等价，分开列出是为了明确「默认丢弃」这一对照的含义。P0、P1 用来确认整条 pipeline 与 MADE 报告的数字可比。</w:t>
+        <w:t>P0、P1 用来确认整条 pipeline 与 MADE 报告的数字可比。</w:t>
       </w:r>
     </w:p>
     <w:p>
@@ -2944,6 +3377,110 @@
           <w:sz w:val="21"/>
         </w:rPr>
         <w:t>与 PLaID++ 式偏好学习结合时的表现</w:t>
+      </w:r>
+    </w:p>
+    <w:p>
+      <w:pPr>
+        <w:spacing w:before="200" w:after="80"/>
+      </w:pPr>
+      <w:r>
+        <w:rPr>
+          <w:rFonts w:ascii="Times New Roman" w:hAnsi="Times New Roman" w:eastAsia="黑体"/>
+          <w:b/>
+          <w:color w:val="1B3A52"/>
+          <w:sz w:val="23"/>
+        </w:rPr>
+        <w:t>5.5 真实实验验证（不适用，且与 MADE 设定冲突）</w:t>
+      </w:r>
+    </w:p>
+    <w:p>
+      <w:pPr>
+        <w:spacing w:after="80"/>
+        <w:ind w:firstLine="420"/>
+      </w:pPr>
+      <w:r>
+        <w:rPr>
+          <w:rFonts w:ascii="Times New Roman" w:hAnsi="Times New Roman" w:eastAsia="宋体"/>
+          <w:b w:val="0"/>
+          <w:color w:val="1A1A1A"/>
+          <w:sz w:val="21"/>
+        </w:rPr>
+        <w:t>MADE 的设计前提是「oracle 昂贵，因此查询预算有限」。本课题的全部实验都在 MADE 的模拟 oracle 上完成，</w:t>
+      </w:r>
+      <w:r>
+        <w:rPr>
+          <w:rFonts w:ascii="Times New Roman" w:hAnsi="Times New Roman" w:eastAsia="宋体"/>
+          <w:b/>
+          <w:color w:val="1A1A1A"/>
+          <w:sz w:val="21"/>
+        </w:rPr>
+        <w:t>若引入真实实验，会破坏各策略之间的可比性</w:t>
+      </w:r>
+      <w:r>
+        <w:rPr>
+          <w:rFonts w:ascii="Times New Roman" w:hAnsi="Times New Roman" w:eastAsia="宋体"/>
+          <w:b w:val="0"/>
+          <w:color w:val="1A1A1A"/>
+          <w:sz w:val="21"/>
+        </w:rPr>
+        <w:t>：真实实验无法在相同预算 B=50 下对多个回放准则重复运行，也无法做 5 个种子的重复。</w:t>
+      </w:r>
+    </w:p>
+    <w:p>
+      <w:pPr>
+        <w:spacing w:after="80"/>
+        <w:ind w:firstLine="420"/>
+      </w:pPr>
+      <w:r>
+        <w:rPr>
+          <w:rFonts w:ascii="Times New Roman" w:hAnsi="Times New Roman" w:eastAsia="宋体"/>
+          <w:b w:val="0"/>
+          <w:color w:val="1A1A1A"/>
+          <w:sz w:val="21"/>
+        </w:rPr>
+        <w:t>因此本课题明确不安排真实实验，这在方法论上是正确选择，而非资源妥协。可选的外部效度补充是：用</w:t>
+      </w:r>
+      <w:r>
+        <w:rPr>
+          <w:rFonts w:ascii="Times New Roman" w:hAnsi="Times New Roman" w:eastAsia="宋体"/>
+          <w:b/>
+          <w:color w:val="1A1A1A"/>
+          <w:sz w:val="21"/>
+        </w:rPr>
+        <w:t>更高保真的 oracle</w:t>
+      </w:r>
+      <w:r>
+        <w:rPr>
+          <w:rFonts w:ascii="Times New Roman" w:hAnsi="Times New Roman" w:eastAsia="宋体"/>
+          <w:b w:val="0"/>
+          <w:color w:val="1A1A1A"/>
+          <w:sz w:val="21"/>
+        </w:rPr>
+        <w:t>（如 DFT 替换 MLIP 预计算值）重跑最优策略的少量 rollout，检验结论是否随 oracle 保真度改变。这一项作为稳健性检验，不作为主实验。</w:t>
+      </w:r>
+    </w:p>
+    <w:p>
+      <w:pPr>
+        <w:spacing w:after="80"/>
+        <w:ind w:firstLine="420"/>
+      </w:pPr>
+      <w:r>
+        <w:rPr>
+          <w:rFonts w:ascii="Times New Roman" w:hAnsi="Times New Roman" w:eastAsia="宋体"/>
+          <w:b/>
+          <w:color w:val="1A1A1A"/>
+          <w:sz w:val="21"/>
+        </w:rPr>
+        <w:t>须在局限性中写明</w:t>
+      </w:r>
+      <w:r>
+        <w:rPr>
+          <w:rFonts w:ascii="Times New Roman" w:hAnsi="Times New Roman" w:eastAsia="宋体"/>
+          <w:b w:val="0"/>
+          <w:color w:val="1A1A1A"/>
+          <w:sz w:val="21"/>
+        </w:rPr>
+        <w:t>：所有结论基于模拟 oracle，真实实验的噪声、不可重复性与成本结构未纳入建模；「失败样本回放在真实实验室闭环中是否同样有效」为未验证的开放问题。</w:t>
       </w:r>
     </w:p>
     <w:p>
@@ -3272,7 +3809,7 @@
                 <w:color w:val="1A1A1A"/>
                 <w:sz w:val="18"/>
               </w:rPr>
-              <w:t>接入 MADE、复现 P0—P3、跑通失败缓冲</w:t>
+              <w:t>接入 MADE、复现 P0—P2、跑通失败缓冲</w:t>
             </w:r>
           </w:p>
         </w:tc>
@@ -3374,7 +3911,7 @@
                 <w:color w:val="1A1A1A"/>
                 <w:sz w:val="18"/>
               </w:rPr>
-              <w:t>至少一类准则相对 P3 有稳定增益</w:t>
+              <w:t>至少一类准则相对 P2 有稳定增益</w:t>
             </w:r>
           </w:p>
         </w:tc>
@@ -4089,7 +4626,7 @@
                 <w:color w:val="1A1A1A"/>
                 <w:sz w:val="18"/>
               </w:rPr>
-              <w:t>四类准则相对 P3 均无显著差异</w:t>
+              <w:t>四类准则相对 P2 均无显著差异</w:t>
             </w:r>
           </w:p>
         </w:tc>
@@ -4338,7 +4875,7 @@
           <w:color w:val="1A1A1A"/>
           <w:sz w:val="21"/>
         </w:rPr>
-        <w:t>1. 第 4 月末，四类准则相对 P3 的 AUDC 增益在 5 个种子下均不显著（p &gt; 0.05）；</w:t>
+        <w:t>1. 第 4 月末，四类准则相对 P2 的 AUDC 增益在 5 个种子下均不显著（p &gt; 0.05）；</w:t>
       </w:r>
     </w:p>
     <w:p>
@@ -4368,7 +4905,7 @@
           <w:color w:val="1A1A1A"/>
           <w:sz w:val="21"/>
         </w:rPr>
-        <w:t>3. MADE 环境在两个月内无法稳定复现（复现差距持续超过 20%），则改为在 Elpasolite 等离线数据集上做简化版验证，并明确说明评测强度下降。</w:t>
+        <w:t>3. MADE 环境在两个月内无法稳定复现（复现差距持续超过 20%），则改为在 Elpasolite [17] 等离线数据集上做简化版验证，并明确说明评测强度下降。</w:t>
       </w:r>
     </w:p>
     <w:p>
@@ -4657,6 +5194,36 @@
     </w:p>
     <w:p>
       <w:pPr>
+        <w:spacing w:after="80"/>
+        <w:ind w:firstLine="420"/>
+      </w:pPr>
+      <w:r>
+        <w:rPr>
+          <w:rFonts w:ascii="Times New Roman" w:hAnsi="Times New Roman" w:eastAsia="宋体"/>
+          <w:b w:val="0"/>
+          <w:color w:val="1A1A1A"/>
+          <w:sz w:val="21"/>
+        </w:rPr>
+        <w:t>[16] Abhyankar N, Kabra S, Desai S, Reddy C K. LLEMA: Evolutionary Search with LLMs for Multi-Objective Materials Discovery. ICLR 2026. arXiv:2510.22503. （v1 标题为 Accelerating Materials Design via LLM-Guided Evolutionary Search）</w:t>
+      </w:r>
+    </w:p>
+    <w:p>
+      <w:pPr>
+        <w:spacing w:after="80"/>
+        <w:ind w:firstLine="420"/>
+      </w:pPr>
+      <w:r>
+        <w:rPr>
+          <w:rFonts w:ascii="Times New Roman" w:hAnsi="Times New Roman" w:eastAsia="宋体"/>
+          <w:b w:val="0"/>
+          <w:color w:val="1A1A1A"/>
+          <w:sz w:val="21"/>
+        </w:rPr>
+        <w:t>[17] Faber F A, Lindmaa A, von Lilienfeld O A, Armiento R. Machine Learning Energies of 2 M Elpasolite (ABC₂D₆) Crystals. Physical Review Letters, 2016, 117: 135502. arXiv:1508.05315. （Elpasolite 数据集来源；本报告退出条件中改用其离线子集时以此为准）</w:t>
+      </w:r>
+    </w:p>
+    <w:p>
+      <w:pPr>
         <w:spacing w:before="320" w:after="120"/>
       </w:pPr>
       <w:r>
@@ -4696,14 +5263,8 @@
           <w:color w:val="1A1A1A"/>
           <w:sz w:val="21"/>
         </w:rPr>
-        <w:t>本报告与早期版本相比有实质性调整：早期把「查询预算未被研究」作为空白，这一判断被 MADE 推翻；早期把「偏好优化未用于材料」作为空白，被 PLaID++ 推翻。本版因此把贡献收缩到「失败样本的选择与调度」，并把 MADE 作为评测平台而非竞争对手。正式开题前仍需补充一次定向查新，重点确认「failure replay in closed-loop materials discovery」是否已有直接工作。</w:t>
+        <w:t>本报告与早期版本相比有实质性调整：早期把「查询预算未被研究」作为空白，这一判断被 MADE 推翻；早期把「偏好优化未用于材料」作为空白，被 PLaID++ 推翻；</w:t>
       </w:r>
-    </w:p>
-    <w:p>
-      <w:pPr>
-        <w:spacing w:after="80"/>
-        <w:ind w:firstLine="420"/>
-      </w:pPr>
       <w:r>
         <w:rPr>
           <w:rFonts w:ascii="Times New Roman" w:hAnsi="Times New Roman" w:eastAsia="宋体"/>
@@ -4711,7 +5272,7 @@
           <w:color w:val="1A1A1A"/>
           <w:sz w:val="21"/>
         </w:rPr>
-        <w:t>2026-10-18 复查补充：</w:t>
+        <w:t>2026-10-19 复核又发现「失败样本回放」本身已被 LLEMA [16] 完整实现</w:t>
       </w:r>
       <w:r>
         <w:rPr>
@@ -4720,7 +5281,31 @@
           <w:color w:val="1A1A1A"/>
           <w:sz w:val="21"/>
         </w:rPr>
-        <w:t xml:space="preserve"> 检索发现一个直接相邻的工作——NexGRPO（ACL 2026，Turning Failures into Value: Negative Experience Replay for RLVR via Confidence Gating and Boundary Failure Sampling）用「置信度门控 + 边界失败采样」回放失败轨迹，其核心论点「高价值负样本应既梯度高效、又与正确解结构接近」与早期设计的「难度-距离联合回放」高度重合。本版因此把算法调整为「阶段加权失败回放（SWFR）」：保留难度与距离两个维度，但把「阶段权重」作为主要创新——这一维度 NexGRPO 没有，且只有在带 oracle 预算的闭环里才有意义。正式开题前需确认这一差异化足以支撑独立论文。</w:t>
+        <w:t>，因此本版把空白进一步收缩到「带预算的阶段调度」，并将其确立为唯一可证伪的核心假设。</w:t>
+      </w:r>
+    </w:p>
+    <w:p>
+      <w:pPr>
+        <w:spacing w:after="80"/>
+        <w:ind w:firstLine="420"/>
+      </w:pPr>
+      <w:r>
+        <w:rPr>
+          <w:rFonts w:ascii="Times New Roman" w:hAnsi="Times New Roman" w:eastAsia="宋体"/>
+          <w:b/>
+          <w:color w:val="1A1A1A"/>
+          <w:sz w:val="21"/>
+        </w:rPr>
+        <w:t>差异化论证（开题时必须成立）</w:t>
+      </w:r>
+      <w:r>
+        <w:rPr>
+          <w:rFonts w:ascii="Times New Roman" w:hAnsi="Times New Roman" w:eastAsia="宋体"/>
+          <w:b w:val="0"/>
+          <w:color w:val="1A1A1A"/>
+          <w:sz w:val="21"/>
+        </w:rPr>
+        <w:t>：LLEMA 是离线进化搜索的固定比例平衡采样，没有 oracle 查询预算 B 的概念，其记忆池也不带查询序号；NexGRPO 的回放缓冲同样没有发现阶段维度。本课题的阶段权重 w(t)=1−γ·t/B 只在「预算受限 + 有查询序号」的闭环里才有定义。若审稿人认为该差异只是「加了一个随时间线性衰减的系数」，则本方向不足以支撑独立论文，应降为报告 01 或 02 的一个消融实验。</w:t>
       </w:r>
     </w:p>
     <w:p>
